--- a/5.人员管理/1.流程制度规范类文件/JXTX-05-06-人员绩效考核管理制度.docx
+++ b/5.人员管理/1.流程制度规范类文件/JXTX-05-06-人员绩效考核管理制度.docx
@@ -21,7 +21,7 @@
         <w:spacing w:before="3120" w:beforeLines="1000"/>
         <w:textAlignment w:val="baseline"/>
       </w:pPr>
-      <w:bookmarkStart w:id="0" w:name="_Toc20946"/>
+      <w:bookmarkStart w:id="0" w:name="_Toc17971"/>
       <w:r>
         <w:drawing>
           <wp:anchor distT="0" distB="0" distL="114300" distR="114300" simplePos="0" relativeHeight="251661312" behindDoc="1" locked="0" layoutInCell="1" allowOverlap="1">
@@ -210,7 +210,7 @@
           <w:lang w:val="en-US" w:eastAsia="zh-CN"/>
         </w:rPr>
       </w:pPr>
-      <w:bookmarkStart w:id="1" w:name="_Toc17616"/>
+      <w:bookmarkStart w:id="1" w:name="_Toc8695"/>
       <w:r>
         <w:rPr>
           <w:rFonts w:hint="eastAsia"/>
@@ -351,12 +351,6 @@
             <w:insideH w:val="none" w:color="auto" w:sz="0" w:space="0"/>
             <w:insideV w:val="none" w:color="auto" w:sz="0" w:space="0"/>
           </w:tblBorders>
-          <w:tblCellMar>
-            <w:top w:w="0" w:type="dxa"/>
-            <w:left w:w="108" w:type="dxa"/>
-            <w:bottom w:w="0" w:type="dxa"/>
-            <w:right w:w="108" w:type="dxa"/>
-          </w:tblCellMar>
         </w:tblPrEx>
         <w:trPr>
           <w:trHeight w:val="810" w:hRule="atLeast"/>
@@ -2075,6 +2069,8 @@
               <w:tab w:val="right" w:leader="dot" w:pos="8306"/>
             </w:tabs>
           </w:pPr>
+          <w:bookmarkStart w:id="29" w:name="_GoBack"/>
+          <w:bookmarkEnd w:id="29"/>
           <w:r>
             <w:rPr>
               <w:rFonts w:hint="eastAsia" w:ascii="宋体" w:hAnsi="宋体" w:eastAsia="宋体" w:cs="宋体"/>
@@ -2111,7 +2107,7 @@
               <w:rFonts w:hint="eastAsia" w:ascii="宋体" w:hAnsi="宋体" w:eastAsia="宋体" w:cs="宋体"/>
               <w:szCs w:val="24"/>
             </w:rPr>
-            <w:instrText xml:space="preserve"> HYPERLINK \l _Toc20946 </w:instrText>
+            <w:instrText xml:space="preserve"> HYPERLINK \l _Toc17971 </w:instrText>
           </w:r>
           <w:r>
             <w:rPr>
@@ -2134,7 +2130,7 @@
             <w:fldChar w:fldCharType="begin"/>
           </w:r>
           <w:r>
-            <w:instrText xml:space="preserve"> PAGEREF _Toc20946 \h </w:instrText>
+            <w:instrText xml:space="preserve"> PAGEREF _Toc17971 \h </w:instrText>
           </w:r>
           <w:r>
             <w:fldChar w:fldCharType="separate"/>
@@ -2172,7 +2168,7 @@
               <w:rFonts w:hint="eastAsia" w:ascii="宋体" w:hAnsi="宋体" w:eastAsia="宋体" w:cs="宋体"/>
               <w:szCs w:val="24"/>
             </w:rPr>
-            <w:instrText xml:space="preserve"> HYPERLINK \l _Toc17616 </w:instrText>
+            <w:instrText xml:space="preserve"> HYPERLINK \l _Toc8695 </w:instrText>
           </w:r>
           <w:r>
             <w:rPr>
@@ -2195,7 +2191,7 @@
             <w:fldChar w:fldCharType="begin"/>
           </w:r>
           <w:r>
-            <w:instrText xml:space="preserve"> PAGEREF _Toc17616 \h </w:instrText>
+            <w:instrText xml:space="preserve"> PAGEREF _Toc8695 \h </w:instrText>
           </w:r>
           <w:r>
             <w:fldChar w:fldCharType="separate"/>
@@ -2233,7 +2229,7 @@
               <w:rFonts w:hint="eastAsia" w:ascii="宋体" w:hAnsi="宋体" w:eastAsia="宋体" w:cs="宋体"/>
               <w:szCs w:val="24"/>
             </w:rPr>
-            <w:instrText xml:space="preserve"> HYPERLINK \l _Toc22039 </w:instrText>
+            <w:instrText xml:space="preserve"> HYPERLINK \l _Toc19650 </w:instrText>
           </w:r>
           <w:r>
             <w:rPr>
@@ -2256,7 +2252,7 @@
             <w:fldChar w:fldCharType="begin"/>
           </w:r>
           <w:r>
-            <w:instrText xml:space="preserve"> PAGEREF _Toc22039 \h </w:instrText>
+            <w:instrText xml:space="preserve"> PAGEREF _Toc19650 \h </w:instrText>
           </w:r>
           <w:r>
             <w:fldChar w:fldCharType="separate"/>
@@ -2294,7 +2290,7 @@
               <w:rFonts w:hint="eastAsia" w:ascii="宋体" w:hAnsi="宋体" w:eastAsia="宋体" w:cs="宋体"/>
               <w:szCs w:val="24"/>
             </w:rPr>
-            <w:instrText xml:space="preserve"> HYPERLINK \l _Toc15470 </w:instrText>
+            <w:instrText xml:space="preserve"> HYPERLINK \l _Toc30483 </w:instrText>
           </w:r>
           <w:r>
             <w:rPr>
@@ -2317,7 +2313,7 @@
             <w:fldChar w:fldCharType="begin"/>
           </w:r>
           <w:r>
-            <w:instrText xml:space="preserve"> PAGEREF _Toc15470 \h </w:instrText>
+            <w:instrText xml:space="preserve"> PAGEREF _Toc30483 \h </w:instrText>
           </w:r>
           <w:r>
             <w:fldChar w:fldCharType="separate"/>
@@ -2355,7 +2351,7 @@
               <w:rFonts w:hint="eastAsia" w:ascii="宋体" w:hAnsi="宋体" w:eastAsia="宋体" w:cs="宋体"/>
               <w:szCs w:val="24"/>
             </w:rPr>
-            <w:instrText xml:space="preserve"> HYPERLINK \l _Toc28693 </w:instrText>
+            <w:instrText xml:space="preserve"> HYPERLINK \l _Toc2359 </w:instrText>
           </w:r>
           <w:r>
             <w:rPr>
@@ -2378,7 +2374,7 @@
             <w:fldChar w:fldCharType="begin"/>
           </w:r>
           <w:r>
-            <w:instrText xml:space="preserve"> PAGEREF _Toc28693 \h </w:instrText>
+            <w:instrText xml:space="preserve"> PAGEREF _Toc2359 \h </w:instrText>
           </w:r>
           <w:r>
             <w:fldChar w:fldCharType="separate"/>
@@ -2416,7 +2412,7 @@
               <w:rFonts w:hint="eastAsia" w:ascii="宋体" w:hAnsi="宋体" w:eastAsia="宋体" w:cs="宋体"/>
               <w:szCs w:val="24"/>
             </w:rPr>
-            <w:instrText xml:space="preserve"> HYPERLINK \l _Toc16778 </w:instrText>
+            <w:instrText xml:space="preserve"> HYPERLINK \l _Toc11249 </w:instrText>
           </w:r>
           <w:r>
             <w:rPr>
@@ -2439,7 +2435,7 @@
             <w:fldChar w:fldCharType="begin"/>
           </w:r>
           <w:r>
-            <w:instrText xml:space="preserve"> PAGEREF _Toc16778 \h </w:instrText>
+            <w:instrText xml:space="preserve"> PAGEREF _Toc11249 \h </w:instrText>
           </w:r>
           <w:r>
             <w:fldChar w:fldCharType="separate"/>
@@ -2477,7 +2473,7 @@
               <w:rFonts w:hint="eastAsia" w:ascii="宋体" w:hAnsi="宋体" w:eastAsia="宋体" w:cs="宋体"/>
               <w:szCs w:val="24"/>
             </w:rPr>
-            <w:instrText xml:space="preserve"> HYPERLINK \l _Toc26275 </w:instrText>
+            <w:instrText xml:space="preserve"> HYPERLINK \l _Toc21247 </w:instrText>
           </w:r>
           <w:r>
             <w:rPr>
@@ -2500,7 +2496,7 @@
             <w:fldChar w:fldCharType="begin"/>
           </w:r>
           <w:r>
-            <w:instrText xml:space="preserve"> PAGEREF _Toc26275 \h </w:instrText>
+            <w:instrText xml:space="preserve"> PAGEREF _Toc21247 \h </w:instrText>
           </w:r>
           <w:r>
             <w:fldChar w:fldCharType="separate"/>
@@ -2538,7 +2534,7 @@
               <w:rFonts w:hint="eastAsia" w:ascii="宋体" w:hAnsi="宋体" w:eastAsia="宋体" w:cs="宋体"/>
               <w:szCs w:val="24"/>
             </w:rPr>
-            <w:instrText xml:space="preserve"> HYPERLINK \l _Toc20192 </w:instrText>
+            <w:instrText xml:space="preserve"> HYPERLINK \l _Toc8211 </w:instrText>
           </w:r>
           <w:r>
             <w:rPr>
@@ -2561,7 +2557,7 @@
             <w:fldChar w:fldCharType="begin"/>
           </w:r>
           <w:r>
-            <w:instrText xml:space="preserve"> PAGEREF _Toc20192 \h </w:instrText>
+            <w:instrText xml:space="preserve"> PAGEREF _Toc8211 \h </w:instrText>
           </w:r>
           <w:r>
             <w:fldChar w:fldCharType="separate"/>
@@ -2599,7 +2595,7 @@
               <w:rFonts w:hint="eastAsia" w:ascii="宋体" w:hAnsi="宋体" w:eastAsia="宋体" w:cs="宋体"/>
               <w:szCs w:val="24"/>
             </w:rPr>
-            <w:instrText xml:space="preserve"> HYPERLINK \l _Toc25539 </w:instrText>
+            <w:instrText xml:space="preserve"> HYPERLINK \l _Toc25164 </w:instrText>
           </w:r>
           <w:r>
             <w:rPr>
@@ -2622,7 +2618,7 @@
             <w:fldChar w:fldCharType="begin"/>
           </w:r>
           <w:r>
-            <w:instrText xml:space="preserve"> PAGEREF _Toc25539 \h </w:instrText>
+            <w:instrText xml:space="preserve"> PAGEREF _Toc25164 \h </w:instrText>
           </w:r>
           <w:r>
             <w:fldChar w:fldCharType="separate"/>
@@ -2660,7 +2656,7 @@
               <w:rFonts w:hint="eastAsia" w:ascii="宋体" w:hAnsi="宋体" w:eastAsia="宋体" w:cs="宋体"/>
               <w:szCs w:val="24"/>
             </w:rPr>
-            <w:instrText xml:space="preserve"> HYPERLINK \l _Toc32699 </w:instrText>
+            <w:instrText xml:space="preserve"> HYPERLINK \l _Toc3763 </w:instrText>
           </w:r>
           <w:r>
             <w:rPr>
@@ -2674,7 +2670,7 @@
               <w:rFonts w:hint="default"/>
               <w:lang w:val="en-US" w:eastAsia="zh-CN"/>
             </w:rPr>
-            <w:t>2.3. 各业务与职能部门（数智运营部、研究总院、质量管理部、应急管理部等）</w:t>
+            <w:t>2.3. 各业务与职能部门</w:t>
           </w:r>
           <w:r>
             <w:tab/>
@@ -2683,7 +2679,7 @@
             <w:fldChar w:fldCharType="begin"/>
           </w:r>
           <w:r>
-            <w:instrText xml:space="preserve"> PAGEREF _Toc32699 \h </w:instrText>
+            <w:instrText xml:space="preserve"> PAGEREF _Toc3763 \h </w:instrText>
           </w:r>
           <w:r>
             <w:fldChar w:fldCharType="separate"/>
@@ -2721,7 +2717,7 @@
               <w:rFonts w:hint="eastAsia" w:ascii="宋体" w:hAnsi="宋体" w:eastAsia="宋体" w:cs="宋体"/>
               <w:szCs w:val="24"/>
             </w:rPr>
-            <w:instrText xml:space="preserve"> HYPERLINK \l _Toc4508 </w:instrText>
+            <w:instrText xml:space="preserve"> HYPERLINK \l _Toc8698 </w:instrText>
           </w:r>
           <w:r>
             <w:rPr>
@@ -2744,7 +2740,7 @@
             <w:fldChar w:fldCharType="begin"/>
           </w:r>
           <w:r>
-            <w:instrText xml:space="preserve"> PAGEREF _Toc4508 \h </w:instrText>
+            <w:instrText xml:space="preserve"> PAGEREF _Toc8698 \h </w:instrText>
           </w:r>
           <w:r>
             <w:fldChar w:fldCharType="separate"/>
@@ -2782,7 +2778,7 @@
               <w:rFonts w:hint="eastAsia" w:ascii="宋体" w:hAnsi="宋体" w:eastAsia="宋体" w:cs="宋体"/>
               <w:szCs w:val="24"/>
             </w:rPr>
-            <w:instrText xml:space="preserve"> HYPERLINK \l _Toc2440 </w:instrText>
+            <w:instrText xml:space="preserve"> HYPERLINK \l _Toc2460 </w:instrText>
           </w:r>
           <w:r>
             <w:rPr>
@@ -2805,7 +2801,7 @@
             <w:fldChar w:fldCharType="begin"/>
           </w:r>
           <w:r>
-            <w:instrText xml:space="preserve"> PAGEREF _Toc2440 \h </w:instrText>
+            <w:instrText xml:space="preserve"> PAGEREF _Toc2460 \h </w:instrText>
           </w:r>
           <w:r>
             <w:fldChar w:fldCharType="separate"/>
@@ -2843,7 +2839,7 @@
               <w:rFonts w:hint="eastAsia" w:ascii="宋体" w:hAnsi="宋体" w:eastAsia="宋体" w:cs="宋体"/>
               <w:szCs w:val="24"/>
             </w:rPr>
-            <w:instrText xml:space="preserve"> HYPERLINK \l _Toc15432 </w:instrText>
+            <w:instrText xml:space="preserve"> HYPERLINK \l _Toc28038 </w:instrText>
           </w:r>
           <w:r>
             <w:rPr>
@@ -2866,7 +2862,7 @@
             <w:fldChar w:fldCharType="begin"/>
           </w:r>
           <w:r>
-            <w:instrText xml:space="preserve"> PAGEREF _Toc15432 \h </w:instrText>
+            <w:instrText xml:space="preserve"> PAGEREF _Toc28038 \h </w:instrText>
           </w:r>
           <w:r>
             <w:fldChar w:fldCharType="separate"/>
@@ -2904,7 +2900,7 @@
               <w:rFonts w:hint="eastAsia" w:ascii="宋体" w:hAnsi="宋体" w:eastAsia="宋体" w:cs="宋体"/>
               <w:szCs w:val="24"/>
             </w:rPr>
-            <w:instrText xml:space="preserve"> HYPERLINK \l _Toc10992 </w:instrText>
+            <w:instrText xml:space="preserve"> HYPERLINK \l _Toc13262 </w:instrText>
           </w:r>
           <w:r>
             <w:rPr>
@@ -2927,7 +2923,7 @@
             <w:fldChar w:fldCharType="begin"/>
           </w:r>
           <w:r>
-            <w:instrText xml:space="preserve"> PAGEREF _Toc10992 \h </w:instrText>
+            <w:instrText xml:space="preserve"> PAGEREF _Toc13262 \h </w:instrText>
           </w:r>
           <w:r>
             <w:fldChar w:fldCharType="separate"/>
@@ -2965,7 +2961,7 @@
               <w:rFonts w:hint="eastAsia" w:ascii="宋体" w:hAnsi="宋体" w:eastAsia="宋体" w:cs="宋体"/>
               <w:szCs w:val="24"/>
             </w:rPr>
-            <w:instrText xml:space="preserve"> HYPERLINK \l _Toc1778 </w:instrText>
+            <w:instrText xml:space="preserve"> HYPERLINK \l _Toc914 </w:instrText>
           </w:r>
           <w:r>
             <w:rPr>
@@ -2988,7 +2984,7 @@
             <w:fldChar w:fldCharType="begin"/>
           </w:r>
           <w:r>
-            <w:instrText xml:space="preserve"> PAGEREF _Toc1778 \h </w:instrText>
+            <w:instrText xml:space="preserve"> PAGEREF _Toc914 \h </w:instrText>
           </w:r>
           <w:r>
             <w:fldChar w:fldCharType="separate"/>
@@ -3026,7 +3022,7 @@
               <w:rFonts w:hint="eastAsia" w:ascii="宋体" w:hAnsi="宋体" w:eastAsia="宋体" w:cs="宋体"/>
               <w:szCs w:val="24"/>
             </w:rPr>
-            <w:instrText xml:space="preserve"> HYPERLINK \l _Toc1262 </w:instrText>
+            <w:instrText xml:space="preserve"> HYPERLINK \l _Toc607 </w:instrText>
           </w:r>
           <w:r>
             <w:rPr>
@@ -3049,7 +3045,7 @@
             <w:fldChar w:fldCharType="begin"/>
           </w:r>
           <w:r>
-            <w:instrText xml:space="preserve"> PAGEREF _Toc1262 \h </w:instrText>
+            <w:instrText xml:space="preserve"> PAGEREF _Toc607 \h </w:instrText>
           </w:r>
           <w:r>
             <w:fldChar w:fldCharType="separate"/>
@@ -3087,7 +3083,7 @@
               <w:rFonts w:hint="eastAsia" w:ascii="宋体" w:hAnsi="宋体" w:eastAsia="宋体" w:cs="宋体"/>
               <w:szCs w:val="24"/>
             </w:rPr>
-            <w:instrText xml:space="preserve"> HYPERLINK \l _Toc30497 </w:instrText>
+            <w:instrText xml:space="preserve"> HYPERLINK \l _Toc31195 </w:instrText>
           </w:r>
           <w:r>
             <w:rPr>
@@ -3110,7 +3106,7 @@
             <w:fldChar w:fldCharType="begin"/>
           </w:r>
           <w:r>
-            <w:instrText xml:space="preserve"> PAGEREF _Toc30497 \h </w:instrText>
+            <w:instrText xml:space="preserve"> PAGEREF _Toc31195 \h </w:instrText>
           </w:r>
           <w:r>
             <w:fldChar w:fldCharType="separate"/>
@@ -3148,7 +3144,7 @@
               <w:rFonts w:hint="eastAsia" w:ascii="宋体" w:hAnsi="宋体" w:eastAsia="宋体" w:cs="宋体"/>
               <w:szCs w:val="24"/>
             </w:rPr>
-            <w:instrText xml:space="preserve"> HYPERLINK \l _Toc13698 </w:instrText>
+            <w:instrText xml:space="preserve"> HYPERLINK \l _Toc15664 </w:instrText>
           </w:r>
           <w:r>
             <w:rPr>
@@ -3171,7 +3167,7 @@
             <w:fldChar w:fldCharType="begin"/>
           </w:r>
           <w:r>
-            <w:instrText xml:space="preserve"> PAGEREF _Toc13698 \h </w:instrText>
+            <w:instrText xml:space="preserve"> PAGEREF _Toc15664 \h </w:instrText>
           </w:r>
           <w:r>
             <w:fldChar w:fldCharType="separate"/>
@@ -3209,7 +3205,7 @@
               <w:rFonts w:hint="eastAsia" w:ascii="宋体" w:hAnsi="宋体" w:eastAsia="宋体" w:cs="宋体"/>
               <w:szCs w:val="24"/>
             </w:rPr>
-            <w:instrText xml:space="preserve"> HYPERLINK \l _Toc28451 </w:instrText>
+            <w:instrText xml:space="preserve"> HYPERLINK \l _Toc9607 </w:instrText>
           </w:r>
           <w:r>
             <w:rPr>
@@ -3232,13 +3228,13 @@
             <w:fldChar w:fldCharType="begin"/>
           </w:r>
           <w:r>
-            <w:instrText xml:space="preserve"> PAGEREF _Toc28451 \h </w:instrText>
+            <w:instrText xml:space="preserve"> PAGEREF _Toc9607 \h </w:instrText>
           </w:r>
           <w:r>
             <w:fldChar w:fldCharType="separate"/>
           </w:r>
           <w:r>
-            <w:t>8</w:t>
+            <w:t>7</w:t>
           </w:r>
           <w:r>
             <w:fldChar w:fldCharType="end"/>
@@ -3270,7 +3266,7 @@
               <w:rFonts w:hint="eastAsia" w:ascii="宋体" w:hAnsi="宋体" w:eastAsia="宋体" w:cs="宋体"/>
               <w:szCs w:val="24"/>
             </w:rPr>
-            <w:instrText xml:space="preserve"> HYPERLINK \l _Toc2274 </w:instrText>
+            <w:instrText xml:space="preserve"> HYPERLINK \l _Toc1643 </w:instrText>
           </w:r>
           <w:r>
             <w:rPr>
@@ -3293,13 +3289,13 @@
             <w:fldChar w:fldCharType="begin"/>
           </w:r>
           <w:r>
-            <w:instrText xml:space="preserve"> PAGEREF _Toc2274 \h </w:instrText>
+            <w:instrText xml:space="preserve"> PAGEREF _Toc1643 \h </w:instrText>
           </w:r>
           <w:r>
             <w:fldChar w:fldCharType="separate"/>
           </w:r>
           <w:r>
-            <w:t>8</w:t>
+            <w:t>7</w:t>
           </w:r>
           <w:r>
             <w:fldChar w:fldCharType="end"/>
@@ -3331,7 +3327,7 @@
               <w:rFonts w:hint="eastAsia" w:ascii="宋体" w:hAnsi="宋体" w:eastAsia="宋体" w:cs="宋体"/>
               <w:szCs w:val="24"/>
             </w:rPr>
-            <w:instrText xml:space="preserve"> HYPERLINK \l _Toc14574 </w:instrText>
+            <w:instrText xml:space="preserve"> HYPERLINK \l _Toc17204 </w:instrText>
           </w:r>
           <w:r>
             <w:rPr>
@@ -3354,7 +3350,7 @@
             <w:fldChar w:fldCharType="begin"/>
           </w:r>
           <w:r>
-            <w:instrText xml:space="preserve"> PAGEREF _Toc14574 \h </w:instrText>
+            <w:instrText xml:space="preserve"> PAGEREF _Toc17204 \h </w:instrText>
           </w:r>
           <w:r>
             <w:fldChar w:fldCharType="separate"/>
@@ -3392,7 +3388,7 @@
               <w:rFonts w:hint="eastAsia" w:ascii="宋体" w:hAnsi="宋体" w:eastAsia="宋体" w:cs="宋体"/>
               <w:szCs w:val="24"/>
             </w:rPr>
-            <w:instrText xml:space="preserve"> HYPERLINK \l _Toc32096 </w:instrText>
+            <w:instrText xml:space="preserve"> HYPERLINK \l _Toc9965 </w:instrText>
           </w:r>
           <w:r>
             <w:rPr>
@@ -3415,7 +3411,7 @@
             <w:fldChar w:fldCharType="begin"/>
           </w:r>
           <w:r>
-            <w:instrText xml:space="preserve"> PAGEREF _Toc32096 \h </w:instrText>
+            <w:instrText xml:space="preserve"> PAGEREF _Toc9965 \h </w:instrText>
           </w:r>
           <w:r>
             <w:fldChar w:fldCharType="separate"/>
@@ -3453,7 +3449,7 @@
               <w:rFonts w:hint="eastAsia" w:ascii="宋体" w:hAnsi="宋体" w:eastAsia="宋体" w:cs="宋体"/>
               <w:szCs w:val="24"/>
             </w:rPr>
-            <w:instrText xml:space="preserve"> HYPERLINK \l _Toc3319 </w:instrText>
+            <w:instrText xml:space="preserve"> HYPERLINK \l _Toc17458 </w:instrText>
           </w:r>
           <w:r>
             <w:rPr>
@@ -3476,7 +3472,7 @@
             <w:fldChar w:fldCharType="begin"/>
           </w:r>
           <w:r>
-            <w:instrText xml:space="preserve"> PAGEREF _Toc3319 \h </w:instrText>
+            <w:instrText xml:space="preserve"> PAGEREF _Toc17458 \h </w:instrText>
           </w:r>
           <w:r>
             <w:fldChar w:fldCharType="separate"/>
@@ -3514,7 +3510,7 @@
               <w:rFonts w:hint="eastAsia" w:ascii="宋体" w:hAnsi="宋体" w:eastAsia="宋体" w:cs="宋体"/>
               <w:szCs w:val="24"/>
             </w:rPr>
-            <w:instrText xml:space="preserve"> HYPERLINK \l _Toc30560 </w:instrText>
+            <w:instrText xml:space="preserve"> HYPERLINK \l _Toc3848 </w:instrText>
           </w:r>
           <w:r>
             <w:rPr>
@@ -3537,7 +3533,7 @@
             <w:fldChar w:fldCharType="begin"/>
           </w:r>
           <w:r>
-            <w:instrText xml:space="preserve"> PAGEREF _Toc30560 \h </w:instrText>
+            <w:instrText xml:space="preserve"> PAGEREF _Toc3848 \h </w:instrText>
           </w:r>
           <w:r>
             <w:fldChar w:fldCharType="separate"/>
@@ -3575,7 +3571,7 @@
               <w:rFonts w:hint="eastAsia" w:ascii="宋体" w:hAnsi="宋体" w:eastAsia="宋体" w:cs="宋体"/>
               <w:szCs w:val="24"/>
             </w:rPr>
-            <w:instrText xml:space="preserve"> HYPERLINK \l _Toc7369 </w:instrText>
+            <w:instrText xml:space="preserve"> HYPERLINK \l _Toc4805 </w:instrText>
           </w:r>
           <w:r>
             <w:rPr>
@@ -3598,7 +3594,7 @@
             <w:fldChar w:fldCharType="begin"/>
           </w:r>
           <w:r>
-            <w:instrText xml:space="preserve"> PAGEREF _Toc7369 \h </w:instrText>
+            <w:instrText xml:space="preserve"> PAGEREF _Toc4805 \h </w:instrText>
           </w:r>
           <w:r>
             <w:fldChar w:fldCharType="separate"/>
@@ -3636,7 +3632,7 @@
               <w:rFonts w:hint="eastAsia" w:ascii="宋体" w:hAnsi="宋体" w:eastAsia="宋体" w:cs="宋体"/>
               <w:szCs w:val="24"/>
             </w:rPr>
-            <w:instrText xml:space="preserve"> HYPERLINK \l _Toc11790 </w:instrText>
+            <w:instrText xml:space="preserve"> HYPERLINK \l _Toc13887 </w:instrText>
           </w:r>
           <w:r>
             <w:rPr>
@@ -3659,13 +3655,13 @@
             <w:fldChar w:fldCharType="begin"/>
           </w:r>
           <w:r>
-            <w:instrText xml:space="preserve"> PAGEREF _Toc11790 \h </w:instrText>
+            <w:instrText xml:space="preserve"> PAGEREF _Toc13887 \h </w:instrText>
           </w:r>
           <w:r>
             <w:fldChar w:fldCharType="separate"/>
           </w:r>
           <w:r>
-            <w:t>9</w:t>
+            <w:t>8</w:t>
           </w:r>
           <w:r>
             <w:fldChar w:fldCharType="end"/>
@@ -3697,7 +3693,7 @@
               <w:rFonts w:hint="eastAsia" w:ascii="宋体" w:hAnsi="宋体" w:eastAsia="宋体" w:cs="宋体"/>
               <w:szCs w:val="24"/>
             </w:rPr>
-            <w:instrText xml:space="preserve"> HYPERLINK \l _Toc10093 </w:instrText>
+            <w:instrText xml:space="preserve"> HYPERLINK \l _Toc28019 </w:instrText>
           </w:r>
           <w:r>
             <w:rPr>
@@ -3720,7 +3716,7 @@
             <w:fldChar w:fldCharType="begin"/>
           </w:r>
           <w:r>
-            <w:instrText xml:space="preserve"> PAGEREF _Toc10093 \h </w:instrText>
+            <w:instrText xml:space="preserve"> PAGEREF _Toc28019 \h </w:instrText>
           </w:r>
           <w:r>
             <w:fldChar w:fldCharType="separate"/>
@@ -3758,7 +3754,7 @@
               <w:rFonts w:hint="eastAsia" w:ascii="宋体" w:hAnsi="宋体" w:eastAsia="宋体" w:cs="宋体"/>
               <w:szCs w:val="24"/>
             </w:rPr>
-            <w:instrText xml:space="preserve"> HYPERLINK \l _Toc24247 </w:instrText>
+            <w:instrText xml:space="preserve"> HYPERLINK \l _Toc6627 </w:instrText>
           </w:r>
           <w:r>
             <w:rPr>
@@ -3772,7 +3768,14 @@
               <w:rFonts w:hint="default"/>
               <w:lang w:val="en-US" w:eastAsia="zh-CN"/>
             </w:rPr>
-            <w:t>8. 附则</w:t>
+            <w:t xml:space="preserve">8. </w:t>
+          </w:r>
+          <w:r>
+            <w:rPr>
+              <w:rFonts w:hint="eastAsia"/>
+              <w:lang w:val="en-US" w:eastAsia="zh-CN"/>
+            </w:rPr>
+            <w:t>考核指标</w:t>
           </w:r>
           <w:r>
             <w:tab/>
@@ -3781,7 +3784,68 @@
             <w:fldChar w:fldCharType="begin"/>
           </w:r>
           <w:r>
-            <w:instrText xml:space="preserve"> PAGEREF _Toc24247 \h </w:instrText>
+            <w:instrText xml:space="preserve"> PAGEREF _Toc6627 \h </w:instrText>
+          </w:r>
+          <w:r>
+            <w:fldChar w:fldCharType="separate"/>
+          </w:r>
+          <w:r>
+            <w:t>9</w:t>
+          </w:r>
+          <w:r>
+            <w:fldChar w:fldCharType="end"/>
+          </w:r>
+          <w:r>
+            <w:rPr>
+              <w:rFonts w:hint="eastAsia" w:ascii="宋体" w:hAnsi="宋体" w:eastAsia="宋体" w:cs="宋体"/>
+              <w:szCs w:val="24"/>
+            </w:rPr>
+            <w:fldChar w:fldCharType="end"/>
+          </w:r>
+        </w:p>
+        <w:p>
+          <w:pPr>
+            <w:pStyle w:val="16"/>
+            <w:tabs>
+              <w:tab w:val="right" w:leader="dot" w:pos="8306"/>
+            </w:tabs>
+          </w:pPr>
+          <w:r>
+            <w:rPr>
+              <w:rFonts w:hint="eastAsia" w:ascii="宋体" w:hAnsi="宋体" w:eastAsia="宋体" w:cs="宋体"/>
+              <w:szCs w:val="24"/>
+            </w:rPr>
+            <w:fldChar w:fldCharType="begin"/>
+          </w:r>
+          <w:r>
+            <w:rPr>
+              <w:rFonts w:hint="eastAsia" w:ascii="宋体" w:hAnsi="宋体" w:eastAsia="宋体" w:cs="宋体"/>
+              <w:szCs w:val="24"/>
+            </w:rPr>
+            <w:instrText xml:space="preserve"> HYPERLINK \l _Toc14746 </w:instrText>
+          </w:r>
+          <w:r>
+            <w:rPr>
+              <w:rFonts w:hint="eastAsia" w:ascii="宋体" w:hAnsi="宋体" w:eastAsia="宋体" w:cs="宋体"/>
+              <w:szCs w:val="24"/>
+            </w:rPr>
+            <w:fldChar w:fldCharType="separate"/>
+          </w:r>
+          <w:r>
+            <w:rPr>
+              <w:rFonts w:hint="default"/>
+              <w:lang w:val="en-US" w:eastAsia="zh-CN"/>
+            </w:rPr>
+            <w:t>9. 附则</w:t>
+          </w:r>
+          <w:r>
+            <w:tab/>
+          </w:r>
+          <w:r>
+            <w:fldChar w:fldCharType="begin"/>
+          </w:r>
+          <w:r>
+            <w:instrText xml:space="preserve"> PAGEREF _Toc14746 \h </w:instrText>
           </w:r>
           <w:r>
             <w:fldChar w:fldCharType="separate"/>
@@ -3882,7 +3946,7 @@
           <w:lang w:val="en-US" w:eastAsia="zh-CN"/>
         </w:rPr>
       </w:pPr>
-      <w:bookmarkStart w:id="2" w:name="_Toc22039"/>
+      <w:bookmarkStart w:id="2" w:name="_Toc19650"/>
       <w:r>
         <w:rPr>
           <w:rFonts w:hint="default"/>
@@ -3901,7 +3965,7 @@
           <w:lang w:val="en-US" w:eastAsia="zh-CN"/>
         </w:rPr>
       </w:pPr>
-      <w:bookmarkStart w:id="3" w:name="_Toc15470"/>
+      <w:bookmarkStart w:id="3" w:name="_Toc30483"/>
       <w:r>
         <w:rPr>
           <w:rFonts w:hint="default"/>
@@ -3949,7 +4013,7 @@
           <w:lang w:val="en-US" w:eastAsia="zh-CN"/>
         </w:rPr>
       </w:pPr>
-      <w:bookmarkStart w:id="4" w:name="_Toc28693"/>
+      <w:bookmarkStart w:id="4" w:name="_Toc2359"/>
       <w:r>
         <w:rPr>
           <w:rFonts w:hint="default"/>
@@ -3997,7 +4061,7 @@
           <w:lang w:val="en-US" w:eastAsia="zh-CN"/>
         </w:rPr>
       </w:pPr>
-      <w:bookmarkStart w:id="5" w:name="_Toc16778"/>
+      <w:bookmarkStart w:id="5" w:name="_Toc11249"/>
       <w:r>
         <w:rPr>
           <w:rFonts w:hint="default"/>
@@ -4161,7 +4225,7 @@
           <w:lang w:val="en-US" w:eastAsia="zh-CN"/>
         </w:rPr>
       </w:pPr>
-      <w:bookmarkStart w:id="6" w:name="_Toc26275"/>
+      <w:bookmarkStart w:id="6" w:name="_Toc21247"/>
       <w:r>
         <w:rPr>
           <w:rFonts w:hint="default"/>
@@ -4180,7 +4244,7 @@
           <w:lang w:val="en-US" w:eastAsia="zh-CN"/>
         </w:rPr>
       </w:pPr>
-      <w:bookmarkStart w:id="7" w:name="_Toc20192"/>
+      <w:bookmarkStart w:id="7" w:name="_Toc8211"/>
       <w:r>
         <w:rPr>
           <w:rFonts w:hint="default"/>
@@ -4228,7 +4292,7 @@
           <w:lang w:val="en-US" w:eastAsia="zh-CN"/>
         </w:rPr>
       </w:pPr>
-      <w:bookmarkStart w:id="8" w:name="_Toc25539"/>
+      <w:bookmarkStart w:id="8" w:name="_Toc25164"/>
       <w:r>
         <w:rPr>
           <w:rFonts w:hint="default"/>
@@ -4474,13 +4538,13 @@
           <w:lang w:val="en-US" w:eastAsia="zh-CN"/>
         </w:rPr>
       </w:pPr>
-      <w:bookmarkStart w:id="9" w:name="_Toc32699"/>
-      <w:r>
-        <w:rPr>
-          <w:rFonts w:hint="default"/>
-          <w:lang w:val="en-US" w:eastAsia="zh-CN"/>
-        </w:rPr>
-        <w:t>各业务与职能部门（数智运营部、研究总院、质量管理部、应急管理部等）</w:t>
+      <w:bookmarkStart w:id="9" w:name="_Toc3763"/>
+      <w:r>
+        <w:rPr>
+          <w:rFonts w:hint="default"/>
+          <w:lang w:val="en-US" w:eastAsia="zh-CN"/>
+        </w:rPr>
+        <w:t>各业务与职能部门</w:t>
       </w:r>
       <w:bookmarkEnd w:id="9"/>
     </w:p>
@@ -4679,7 +4743,7 @@
           <w:lang w:val="en-US" w:eastAsia="zh-CN"/>
         </w:rPr>
       </w:pPr>
-      <w:bookmarkStart w:id="10" w:name="_Toc4508"/>
+      <w:bookmarkStart w:id="10" w:name="_Toc8698"/>
       <w:r>
         <w:rPr>
           <w:rFonts w:hint="default"/>
@@ -4727,7 +4791,7 @@
           <w:lang w:val="en-US" w:eastAsia="zh-CN"/>
         </w:rPr>
       </w:pPr>
-      <w:bookmarkStart w:id="11" w:name="_Toc2440"/>
+      <w:bookmarkStart w:id="11" w:name="_Toc2460"/>
       <w:r>
         <w:rPr>
           <w:rFonts w:hint="default"/>
@@ -4746,7 +4810,7 @@
           <w:lang w:val="en-US" w:eastAsia="zh-CN"/>
         </w:rPr>
       </w:pPr>
-      <w:bookmarkStart w:id="12" w:name="_Toc15432"/>
+      <w:bookmarkStart w:id="12" w:name="_Toc28038"/>
       <w:r>
         <w:rPr>
           <w:rFonts w:hint="default"/>
@@ -4823,9 +4887,7 @@
           <w:lang w:val="en-US" w:eastAsia="zh-CN"/>
         </w:rPr>
       </w:pPr>
-      <w:bookmarkStart w:id="13" w:name="_Toc10992"/>
-      <w:bookmarkStart w:id="28" w:name="_GoBack"/>
-      <w:bookmarkEnd w:id="28"/>
+      <w:bookmarkStart w:id="13" w:name="_Toc13262"/>
       <w:r>
         <w:rPr>
           <w:rFonts w:hint="default"/>
@@ -4902,7 +4964,7 @@
           <w:lang w:val="en-US" w:eastAsia="zh-CN"/>
         </w:rPr>
       </w:pPr>
-      <w:bookmarkStart w:id="14" w:name="_Toc1778"/>
+      <w:bookmarkStart w:id="14" w:name="_Toc914"/>
       <w:r>
         <w:rPr>
           <w:rFonts w:hint="default"/>
@@ -4921,7 +4983,7 @@
           <w:lang w:val="en-US" w:eastAsia="zh-CN"/>
         </w:rPr>
       </w:pPr>
-      <w:bookmarkStart w:id="15" w:name="_Toc1262"/>
+      <w:bookmarkStart w:id="15" w:name="_Toc607"/>
       <w:r>
         <w:rPr>
           <w:rFonts w:hint="default"/>
@@ -5085,7 +5147,7 @@
           <w:lang w:val="en-US" w:eastAsia="zh-CN"/>
         </w:rPr>
       </w:pPr>
-      <w:bookmarkStart w:id="16" w:name="_Toc30497"/>
+      <w:bookmarkStart w:id="16" w:name="_Toc31195"/>
       <w:r>
         <w:rPr>
           <w:rFonts w:hint="default"/>
@@ -5133,7 +5195,7 @@
           <w:lang w:val="en-US" w:eastAsia="zh-CN"/>
         </w:rPr>
       </w:pPr>
-      <w:bookmarkStart w:id="17" w:name="_Toc13698"/>
+      <w:bookmarkStart w:id="17" w:name="_Toc15664"/>
       <w:r>
         <w:rPr>
           <w:rFonts w:hint="default"/>
@@ -5239,7 +5301,7 @@
           <w:lang w:val="en-US" w:eastAsia="zh-CN"/>
         </w:rPr>
       </w:pPr>
-      <w:bookmarkStart w:id="18" w:name="_Toc28451"/>
+      <w:bookmarkStart w:id="18" w:name="_Toc9607"/>
       <w:r>
         <w:rPr>
           <w:rFonts w:hint="default"/>
@@ -5258,7 +5320,7 @@
           <w:lang w:val="en-US" w:eastAsia="zh-CN"/>
         </w:rPr>
       </w:pPr>
-      <w:bookmarkStart w:id="19" w:name="_Toc2274"/>
+      <w:bookmarkStart w:id="19" w:name="_Toc1643"/>
       <w:r>
         <w:rPr>
           <w:rFonts w:hint="default"/>
@@ -5306,7 +5368,7 @@
           <w:lang w:val="en-US" w:eastAsia="zh-CN"/>
         </w:rPr>
       </w:pPr>
-      <w:bookmarkStart w:id="20" w:name="_Toc14574"/>
+      <w:bookmarkStart w:id="20" w:name="_Toc17204"/>
       <w:r>
         <w:rPr>
           <w:rFonts w:hint="default"/>
@@ -5354,7 +5416,7 @@
           <w:lang w:val="en-US" w:eastAsia="zh-CN"/>
         </w:rPr>
       </w:pPr>
-      <w:bookmarkStart w:id="21" w:name="_Toc32096"/>
+      <w:bookmarkStart w:id="21" w:name="_Toc9965"/>
       <w:r>
         <w:rPr>
           <w:rFonts w:hint="default"/>
@@ -5467,7 +5529,7 @@
           <w:lang w:val="en-US" w:eastAsia="zh-CN"/>
         </w:rPr>
       </w:pPr>
-      <w:bookmarkStart w:id="22" w:name="_Toc3319"/>
+      <w:bookmarkStart w:id="22" w:name="_Toc17458"/>
       <w:r>
         <w:rPr>
           <w:rFonts w:hint="default"/>
@@ -5515,7 +5577,7 @@
           <w:lang w:val="en-US" w:eastAsia="zh-CN"/>
         </w:rPr>
       </w:pPr>
-      <w:bookmarkStart w:id="23" w:name="_Toc30560"/>
+      <w:bookmarkStart w:id="23" w:name="_Toc3848"/>
       <w:r>
         <w:rPr>
           <w:rFonts w:hint="default"/>
@@ -5534,7 +5596,7 @@
           <w:lang w:val="en-US" w:eastAsia="zh-CN"/>
         </w:rPr>
       </w:pPr>
-      <w:bookmarkStart w:id="24" w:name="_Toc7369"/>
+      <w:bookmarkStart w:id="24" w:name="_Toc4805"/>
       <w:r>
         <w:rPr>
           <w:rFonts w:hint="default"/>
@@ -5727,7 +5789,7 @@
           <w:lang w:val="en-US" w:eastAsia="zh-CN"/>
         </w:rPr>
       </w:pPr>
-      <w:bookmarkStart w:id="25" w:name="_Toc11790"/>
+      <w:bookmarkStart w:id="25" w:name="_Toc13887"/>
       <w:r>
         <w:rPr>
           <w:rFonts w:hint="default"/>
@@ -5891,7 +5953,7 @@
           <w:lang w:val="en-US" w:eastAsia="zh-CN"/>
         </w:rPr>
       </w:pPr>
-      <w:bookmarkStart w:id="26" w:name="_Toc10093"/>
+      <w:bookmarkStart w:id="26" w:name="_Toc28019"/>
       <w:r>
         <w:rPr>
           <w:rFonts w:hint="default"/>
@@ -5939,7 +6001,7 @@
           <w:lang w:val="en-US" w:eastAsia="zh-CN"/>
         </w:rPr>
       </w:pPr>
-      <w:bookmarkStart w:id="27" w:name="_Toc24247"/>
+      <w:bookmarkStart w:id="27" w:name="_Toc6627"/>
       <w:r>
         <w:rPr>
           <w:rFonts w:hint="eastAsia"/>
@@ -5947,6 +6009,7 @@
         </w:rPr>
         <w:t>考核指标</w:t>
       </w:r>
+      <w:bookmarkEnd w:id="27"/>
     </w:p>
     <w:tbl>
       <w:tblPr>
@@ -6212,6 +6275,7 @@
             <w:insideH w:val="none" w:color="auto" w:sz="0" w:space="0"/>
             <w:insideV w:val="none" w:color="auto" w:sz="0" w:space="0"/>
           </w:tblBorders>
+          <w:shd w:val="clear" w:color="auto" w:fill="auto"/>
           <w:tblCellMar>
             <w:top w:w="0" w:type="dxa"/>
             <w:left w:w="108" w:type="dxa"/>
@@ -6441,6 +6505,7 @@
           <w:lang w:val="en-US" w:eastAsia="zh-CN"/>
         </w:rPr>
       </w:pPr>
+      <w:bookmarkStart w:id="28" w:name="_Toc14746"/>
       <w:r>
         <w:rPr>
           <w:rFonts w:hint="default"/>
@@ -6448,7 +6513,7 @@
         </w:rPr>
         <w:t>附则</w:t>
       </w:r>
-      <w:bookmarkEnd w:id="27"/>
+      <w:bookmarkEnd w:id="28"/>
     </w:p>
     <w:p>
       <w:pPr>

--- a/5.人员管理/1.流程制度规范类文件/JXTX-05-06-人员绩效考核管理制度.docx
+++ b/5.人员管理/1.流程制度规范类文件/JXTX-05-06-人员绩效考核管理制度.docx
@@ -351,6 +351,12 @@
             <w:insideH w:val="none" w:color="auto" w:sz="0" w:space="0"/>
             <w:insideV w:val="none" w:color="auto" w:sz="0" w:space="0"/>
           </w:tblBorders>
+          <w:tblCellMar>
+            <w:top w:w="0" w:type="dxa"/>
+            <w:left w:w="108" w:type="dxa"/>
+            <w:bottom w:w="0" w:type="dxa"/>
+            <w:right w:w="108" w:type="dxa"/>
+          </w:tblCellMar>
         </w:tblPrEx>
         <w:trPr>
           <w:trHeight w:val="810" w:hRule="atLeast"/>
@@ -2069,8 +2075,6 @@
               <w:tab w:val="right" w:leader="dot" w:pos="8306"/>
             </w:tabs>
           </w:pPr>
-          <w:bookmarkStart w:id="29" w:name="_GoBack"/>
-          <w:bookmarkEnd w:id="29"/>
           <w:r>
             <w:rPr>
               <w:rFonts w:hint="eastAsia" w:ascii="宋体" w:hAnsi="宋体" w:eastAsia="宋体" w:cs="宋体"/>
@@ -5577,13 +5581,15 @@
           <w:lang w:val="en-US" w:eastAsia="zh-CN"/>
         </w:rPr>
       </w:pPr>
+      <w:bookmarkStart w:id="29" w:name="_GoBack"/>
+      <w:bookmarkEnd w:id="29"/>
       <w:bookmarkStart w:id="23" w:name="_Toc3848"/>
       <w:r>
         <w:rPr>
           <w:rFonts w:hint="default"/>
           <w:lang w:val="en-US" w:eastAsia="zh-CN"/>
         </w:rPr>
-        <w:t>6. 考核结果与运用</w:t>
+        <w:t>考核结果与运用</w:t>
       </w:r>
       <w:bookmarkEnd w:id="23"/>
     </w:p>
@@ -6049,7 +6055,6 @@
             <w:insideH w:val="none" w:color="auto" w:sz="0" w:space="0"/>
             <w:insideV w:val="none" w:color="auto" w:sz="0" w:space="0"/>
           </w:tblBorders>
-          <w:shd w:val="clear" w:color="auto" w:fill="auto"/>
           <w:tblCellMar>
             <w:top w:w="0" w:type="dxa"/>
             <w:left w:w="108" w:type="dxa"/>
@@ -6105,7 +6110,7 @@
                 <w:sz w:val="22"/>
                 <w:szCs w:val="22"/>
                 <w:u w:val="none"/>
-                <w:lang w:val="en-US" w:eastAsia="zh-CN" w:bidi="ar"/>
+                <w:lang w:val="en-US" w:eastAsia="zh-CN"/>
               </w:rPr>
               <w:t>KPI</w:t>
             </w:r>
@@ -6156,7 +6161,7 @@
                 <w:sz w:val="22"/>
                 <w:szCs w:val="22"/>
                 <w:u w:val="none"/>
-                <w:lang w:val="en-US" w:eastAsia="zh-CN" w:bidi="ar"/>
+                <w:lang w:val="en-US" w:eastAsia="zh-CN"/>
               </w:rPr>
               <w:t>目标值</w:t>
             </w:r>
@@ -6207,7 +6212,7 @@
                 <w:sz w:val="22"/>
                 <w:szCs w:val="22"/>
                 <w:u w:val="none"/>
-                <w:lang w:val="en-US" w:eastAsia="zh-CN" w:bidi="ar"/>
+                <w:lang w:val="en-US" w:eastAsia="zh-CN"/>
               </w:rPr>
               <w:t>计算公式/方法</w:t>
             </w:r>
@@ -6258,7 +6263,7 @@
                 <w:sz w:val="22"/>
                 <w:szCs w:val="22"/>
                 <w:u w:val="none"/>
-                <w:lang w:val="en-US" w:eastAsia="zh-CN" w:bidi="ar"/>
+                <w:lang w:val="en-US" w:eastAsia="zh-CN"/>
               </w:rPr>
               <w:t>频度</w:t>
             </w:r>
@@ -6275,7 +6280,6 @@
             <w:insideH w:val="none" w:color="auto" w:sz="0" w:space="0"/>
             <w:insideV w:val="none" w:color="auto" w:sz="0" w:space="0"/>
           </w:tblBorders>
-          <w:shd w:val="clear" w:color="auto" w:fill="auto"/>
           <w:tblCellMar>
             <w:top w:w="0" w:type="dxa"/>
             <w:left w:w="108" w:type="dxa"/>
@@ -6318,7 +6322,7 @@
                 <w:sz w:val="22"/>
                 <w:szCs w:val="22"/>
                 <w:u w:val="none"/>
-                <w:lang w:val="en-US" w:eastAsia="zh-CN" w:bidi="ar"/>
+                <w:lang w:val="en-US" w:eastAsia="zh-CN"/>
               </w:rPr>
             </w:pPr>
             <w:r>
@@ -6332,7 +6336,7 @@
                 <w:sz w:val="21"/>
                 <w:szCs w:val="21"/>
                 <w:u w:val="none"/>
-                <w:lang w:val="en-US" w:eastAsia="zh-CN" w:bidi="ar"/>
+                <w:lang w:val="en-US" w:eastAsia="zh-CN"/>
               </w:rPr>
               <w:t>绩效考核合格率</w:t>
             </w:r>
@@ -6370,7 +6374,7 @@
                 <w:sz w:val="22"/>
                 <w:szCs w:val="22"/>
                 <w:u w:val="none"/>
-                <w:lang w:val="en-US" w:eastAsia="zh-CN" w:bidi="ar"/>
+                <w:lang w:val="en-US" w:eastAsia="zh-CN"/>
               </w:rPr>
             </w:pPr>
             <w:r>
@@ -6384,7 +6388,7 @@
                 <w:sz w:val="21"/>
                 <w:szCs w:val="21"/>
                 <w:u w:val="none"/>
-                <w:lang w:val="en-US" w:eastAsia="zh-CN" w:bidi="ar"/>
+                <w:lang w:val="en-US" w:eastAsia="zh-CN"/>
               </w:rPr>
               <w:t>≥90%</w:t>
             </w:r>
@@ -6422,7 +6426,7 @@
                 <w:sz w:val="22"/>
                 <w:szCs w:val="22"/>
                 <w:u w:val="none"/>
-                <w:lang w:val="en-US" w:eastAsia="zh-CN" w:bidi="ar"/>
+                <w:lang w:val="en-US" w:eastAsia="zh-CN"/>
               </w:rPr>
             </w:pPr>
             <w:r>
@@ -6436,7 +6440,7 @@
                 <w:sz w:val="21"/>
                 <w:szCs w:val="21"/>
                 <w:u w:val="none"/>
-                <w:lang w:val="en-US" w:eastAsia="zh-CN" w:bidi="ar"/>
+                <w:lang w:val="en-US" w:eastAsia="zh-CN"/>
               </w:rPr>
               <w:t>绩效考核合格人数/绩效考核总人数*100%</w:t>
             </w:r>
@@ -6474,7 +6478,7 @@
                 <w:sz w:val="22"/>
                 <w:szCs w:val="22"/>
                 <w:u w:val="none"/>
-                <w:lang w:val="en-US" w:eastAsia="zh-CN" w:bidi="ar"/>
+                <w:lang w:val="en-US" w:eastAsia="zh-CN"/>
               </w:rPr>
             </w:pPr>
             <w:r>
@@ -6488,7 +6492,7 @@
                 <w:sz w:val="21"/>
                 <w:szCs w:val="21"/>
                 <w:u w:val="none"/>
-                <w:lang w:val="en-US" w:eastAsia="zh-CN" w:bidi="ar"/>
+                <w:lang w:val="en-US" w:eastAsia="zh-CN"/>
               </w:rPr>
               <w:t>季度</w:t>
             </w:r>

--- a/5.人员管理/1.流程制度规范类文件/JXTX-05-06-人员绩效考核管理制度.docx
+++ b/5.人员管理/1.流程制度规范类文件/JXTX-05-06-人员绩效考核管理制度.docx
@@ -21,7 +21,7 @@
         <w:spacing w:before="3120" w:beforeLines="1000"/>
         <w:textAlignment w:val="baseline"/>
       </w:pPr>
-      <w:bookmarkStart w:id="0" w:name="_Toc17971"/>
+      <w:bookmarkStart w:id="0" w:name="_Toc24968"/>
       <w:r>
         <w:drawing>
           <wp:anchor distT="0" distB="0" distL="114300" distR="114300" simplePos="0" relativeHeight="251661312" behindDoc="1" locked="0" layoutInCell="1" allowOverlap="1">
@@ -210,7 +210,7 @@
           <w:lang w:val="en-US" w:eastAsia="zh-CN"/>
         </w:rPr>
       </w:pPr>
-      <w:bookmarkStart w:id="1" w:name="_Toc8695"/>
+      <w:bookmarkStart w:id="1" w:name="_Toc13708"/>
       <w:r>
         <w:rPr>
           <w:rFonts w:hint="eastAsia"/>
@@ -2075,6 +2075,8 @@
               <w:tab w:val="right" w:leader="dot" w:pos="8306"/>
             </w:tabs>
           </w:pPr>
+          <w:bookmarkStart w:id="29" w:name="_GoBack"/>
+          <w:bookmarkEnd w:id="29"/>
           <w:r>
             <w:rPr>
               <w:rFonts w:hint="eastAsia" w:ascii="宋体" w:hAnsi="宋体" w:eastAsia="宋体" w:cs="宋体"/>
@@ -2111,7 +2113,7 @@
               <w:rFonts w:hint="eastAsia" w:ascii="宋体" w:hAnsi="宋体" w:eastAsia="宋体" w:cs="宋体"/>
               <w:szCs w:val="24"/>
             </w:rPr>
-            <w:instrText xml:space="preserve"> HYPERLINK \l _Toc17971 </w:instrText>
+            <w:instrText xml:space="preserve"> HYPERLINK \l _Toc24968 </w:instrText>
           </w:r>
           <w:r>
             <w:rPr>
@@ -2134,7 +2136,7 @@
             <w:fldChar w:fldCharType="begin"/>
           </w:r>
           <w:r>
-            <w:instrText xml:space="preserve"> PAGEREF _Toc17971 \h </w:instrText>
+            <w:instrText xml:space="preserve"> PAGEREF _Toc24968 \h </w:instrText>
           </w:r>
           <w:r>
             <w:fldChar w:fldCharType="separate"/>
@@ -2172,7 +2174,7 @@
               <w:rFonts w:hint="eastAsia" w:ascii="宋体" w:hAnsi="宋体" w:eastAsia="宋体" w:cs="宋体"/>
               <w:szCs w:val="24"/>
             </w:rPr>
-            <w:instrText xml:space="preserve"> HYPERLINK \l _Toc8695 </w:instrText>
+            <w:instrText xml:space="preserve"> HYPERLINK \l _Toc13708 </w:instrText>
           </w:r>
           <w:r>
             <w:rPr>
@@ -2195,7 +2197,7 @@
             <w:fldChar w:fldCharType="begin"/>
           </w:r>
           <w:r>
-            <w:instrText xml:space="preserve"> PAGEREF _Toc8695 \h </w:instrText>
+            <w:instrText xml:space="preserve"> PAGEREF _Toc13708 \h </w:instrText>
           </w:r>
           <w:r>
             <w:fldChar w:fldCharType="separate"/>
@@ -2233,7 +2235,7 @@
               <w:rFonts w:hint="eastAsia" w:ascii="宋体" w:hAnsi="宋体" w:eastAsia="宋体" w:cs="宋体"/>
               <w:szCs w:val="24"/>
             </w:rPr>
-            <w:instrText xml:space="preserve"> HYPERLINK \l _Toc19650 </w:instrText>
+            <w:instrText xml:space="preserve"> HYPERLINK \l _Toc22630 </w:instrText>
           </w:r>
           <w:r>
             <w:rPr>
@@ -2256,7 +2258,7 @@
             <w:fldChar w:fldCharType="begin"/>
           </w:r>
           <w:r>
-            <w:instrText xml:space="preserve"> PAGEREF _Toc19650 \h </w:instrText>
+            <w:instrText xml:space="preserve"> PAGEREF _Toc22630 \h </w:instrText>
           </w:r>
           <w:r>
             <w:fldChar w:fldCharType="separate"/>
@@ -2294,7 +2296,7 @@
               <w:rFonts w:hint="eastAsia" w:ascii="宋体" w:hAnsi="宋体" w:eastAsia="宋体" w:cs="宋体"/>
               <w:szCs w:val="24"/>
             </w:rPr>
-            <w:instrText xml:space="preserve"> HYPERLINK \l _Toc30483 </w:instrText>
+            <w:instrText xml:space="preserve"> HYPERLINK \l _Toc7058 </w:instrText>
           </w:r>
           <w:r>
             <w:rPr>
@@ -2317,7 +2319,7 @@
             <w:fldChar w:fldCharType="begin"/>
           </w:r>
           <w:r>
-            <w:instrText xml:space="preserve"> PAGEREF _Toc30483 \h </w:instrText>
+            <w:instrText xml:space="preserve"> PAGEREF _Toc7058 \h </w:instrText>
           </w:r>
           <w:r>
             <w:fldChar w:fldCharType="separate"/>
@@ -2355,7 +2357,7 @@
               <w:rFonts w:hint="eastAsia" w:ascii="宋体" w:hAnsi="宋体" w:eastAsia="宋体" w:cs="宋体"/>
               <w:szCs w:val="24"/>
             </w:rPr>
-            <w:instrText xml:space="preserve"> HYPERLINK \l _Toc2359 </w:instrText>
+            <w:instrText xml:space="preserve"> HYPERLINK \l _Toc30096 </w:instrText>
           </w:r>
           <w:r>
             <w:rPr>
@@ -2378,7 +2380,7 @@
             <w:fldChar w:fldCharType="begin"/>
           </w:r>
           <w:r>
-            <w:instrText xml:space="preserve"> PAGEREF _Toc2359 \h </w:instrText>
+            <w:instrText xml:space="preserve"> PAGEREF _Toc30096 \h </w:instrText>
           </w:r>
           <w:r>
             <w:fldChar w:fldCharType="separate"/>
@@ -2416,7 +2418,7 @@
               <w:rFonts w:hint="eastAsia" w:ascii="宋体" w:hAnsi="宋体" w:eastAsia="宋体" w:cs="宋体"/>
               <w:szCs w:val="24"/>
             </w:rPr>
-            <w:instrText xml:space="preserve"> HYPERLINK \l _Toc11249 </w:instrText>
+            <w:instrText xml:space="preserve"> HYPERLINK \l _Toc18688 </w:instrText>
           </w:r>
           <w:r>
             <w:rPr>
@@ -2439,7 +2441,7 @@
             <w:fldChar w:fldCharType="begin"/>
           </w:r>
           <w:r>
-            <w:instrText xml:space="preserve"> PAGEREF _Toc11249 \h </w:instrText>
+            <w:instrText xml:space="preserve"> PAGEREF _Toc18688 \h </w:instrText>
           </w:r>
           <w:r>
             <w:fldChar w:fldCharType="separate"/>
@@ -2477,7 +2479,7 @@
               <w:rFonts w:hint="eastAsia" w:ascii="宋体" w:hAnsi="宋体" w:eastAsia="宋体" w:cs="宋体"/>
               <w:szCs w:val="24"/>
             </w:rPr>
-            <w:instrText xml:space="preserve"> HYPERLINK \l _Toc21247 </w:instrText>
+            <w:instrText xml:space="preserve"> HYPERLINK \l _Toc1701 </w:instrText>
           </w:r>
           <w:r>
             <w:rPr>
@@ -2500,7 +2502,7 @@
             <w:fldChar w:fldCharType="begin"/>
           </w:r>
           <w:r>
-            <w:instrText xml:space="preserve"> PAGEREF _Toc21247 \h </w:instrText>
+            <w:instrText xml:space="preserve"> PAGEREF _Toc1701 \h </w:instrText>
           </w:r>
           <w:r>
             <w:fldChar w:fldCharType="separate"/>
@@ -2538,7 +2540,7 @@
               <w:rFonts w:hint="eastAsia" w:ascii="宋体" w:hAnsi="宋体" w:eastAsia="宋体" w:cs="宋体"/>
               <w:szCs w:val="24"/>
             </w:rPr>
-            <w:instrText xml:space="preserve"> HYPERLINK \l _Toc8211 </w:instrText>
+            <w:instrText xml:space="preserve"> HYPERLINK \l _Toc20811 </w:instrText>
           </w:r>
           <w:r>
             <w:rPr>
@@ -2561,7 +2563,7 @@
             <w:fldChar w:fldCharType="begin"/>
           </w:r>
           <w:r>
-            <w:instrText xml:space="preserve"> PAGEREF _Toc8211 \h </w:instrText>
+            <w:instrText xml:space="preserve"> PAGEREF _Toc20811 \h </w:instrText>
           </w:r>
           <w:r>
             <w:fldChar w:fldCharType="separate"/>
@@ -2599,7 +2601,7 @@
               <w:rFonts w:hint="eastAsia" w:ascii="宋体" w:hAnsi="宋体" w:eastAsia="宋体" w:cs="宋体"/>
               <w:szCs w:val="24"/>
             </w:rPr>
-            <w:instrText xml:space="preserve"> HYPERLINK \l _Toc25164 </w:instrText>
+            <w:instrText xml:space="preserve"> HYPERLINK \l _Toc9294 </w:instrText>
           </w:r>
           <w:r>
             <w:rPr>
@@ -2622,7 +2624,7 @@
             <w:fldChar w:fldCharType="begin"/>
           </w:r>
           <w:r>
-            <w:instrText xml:space="preserve"> PAGEREF _Toc25164 \h </w:instrText>
+            <w:instrText xml:space="preserve"> PAGEREF _Toc9294 \h </w:instrText>
           </w:r>
           <w:r>
             <w:fldChar w:fldCharType="separate"/>
@@ -2660,7 +2662,7 @@
               <w:rFonts w:hint="eastAsia" w:ascii="宋体" w:hAnsi="宋体" w:eastAsia="宋体" w:cs="宋体"/>
               <w:szCs w:val="24"/>
             </w:rPr>
-            <w:instrText xml:space="preserve"> HYPERLINK \l _Toc3763 </w:instrText>
+            <w:instrText xml:space="preserve"> HYPERLINK \l _Toc6485 </w:instrText>
           </w:r>
           <w:r>
             <w:rPr>
@@ -2683,7 +2685,7 @@
             <w:fldChar w:fldCharType="begin"/>
           </w:r>
           <w:r>
-            <w:instrText xml:space="preserve"> PAGEREF _Toc3763 \h </w:instrText>
+            <w:instrText xml:space="preserve"> PAGEREF _Toc6485 \h </w:instrText>
           </w:r>
           <w:r>
             <w:fldChar w:fldCharType="separate"/>
@@ -2721,7 +2723,7 @@
               <w:rFonts w:hint="eastAsia" w:ascii="宋体" w:hAnsi="宋体" w:eastAsia="宋体" w:cs="宋体"/>
               <w:szCs w:val="24"/>
             </w:rPr>
-            <w:instrText xml:space="preserve"> HYPERLINK \l _Toc8698 </w:instrText>
+            <w:instrText xml:space="preserve"> HYPERLINK \l _Toc6973 </w:instrText>
           </w:r>
           <w:r>
             <w:rPr>
@@ -2744,7 +2746,7 @@
             <w:fldChar w:fldCharType="begin"/>
           </w:r>
           <w:r>
-            <w:instrText xml:space="preserve"> PAGEREF _Toc8698 \h </w:instrText>
+            <w:instrText xml:space="preserve"> PAGEREF _Toc6973 \h </w:instrText>
           </w:r>
           <w:r>
             <w:fldChar w:fldCharType="separate"/>
@@ -2782,7 +2784,7 @@
               <w:rFonts w:hint="eastAsia" w:ascii="宋体" w:hAnsi="宋体" w:eastAsia="宋体" w:cs="宋体"/>
               <w:szCs w:val="24"/>
             </w:rPr>
-            <w:instrText xml:space="preserve"> HYPERLINK \l _Toc2460 </w:instrText>
+            <w:instrText xml:space="preserve"> HYPERLINK \l _Toc12543 </w:instrText>
           </w:r>
           <w:r>
             <w:rPr>
@@ -2805,7 +2807,7 @@
             <w:fldChar w:fldCharType="begin"/>
           </w:r>
           <w:r>
-            <w:instrText xml:space="preserve"> PAGEREF _Toc2460 \h </w:instrText>
+            <w:instrText xml:space="preserve"> PAGEREF _Toc12543 \h </w:instrText>
           </w:r>
           <w:r>
             <w:fldChar w:fldCharType="separate"/>
@@ -2843,7 +2845,7 @@
               <w:rFonts w:hint="eastAsia" w:ascii="宋体" w:hAnsi="宋体" w:eastAsia="宋体" w:cs="宋体"/>
               <w:szCs w:val="24"/>
             </w:rPr>
-            <w:instrText xml:space="preserve"> HYPERLINK \l _Toc28038 </w:instrText>
+            <w:instrText xml:space="preserve"> HYPERLINK \l _Toc8701 </w:instrText>
           </w:r>
           <w:r>
             <w:rPr>
@@ -2866,7 +2868,7 @@
             <w:fldChar w:fldCharType="begin"/>
           </w:r>
           <w:r>
-            <w:instrText xml:space="preserve"> PAGEREF _Toc28038 \h </w:instrText>
+            <w:instrText xml:space="preserve"> PAGEREF _Toc8701 \h </w:instrText>
           </w:r>
           <w:r>
             <w:fldChar w:fldCharType="separate"/>
@@ -2904,7 +2906,7 @@
               <w:rFonts w:hint="eastAsia" w:ascii="宋体" w:hAnsi="宋体" w:eastAsia="宋体" w:cs="宋体"/>
               <w:szCs w:val="24"/>
             </w:rPr>
-            <w:instrText xml:space="preserve"> HYPERLINK \l _Toc13262 </w:instrText>
+            <w:instrText xml:space="preserve"> HYPERLINK \l _Toc27175 </w:instrText>
           </w:r>
           <w:r>
             <w:rPr>
@@ -2927,7 +2929,7 @@
             <w:fldChar w:fldCharType="begin"/>
           </w:r>
           <w:r>
-            <w:instrText xml:space="preserve"> PAGEREF _Toc13262 \h </w:instrText>
+            <w:instrText xml:space="preserve"> PAGEREF _Toc27175 \h </w:instrText>
           </w:r>
           <w:r>
             <w:fldChar w:fldCharType="separate"/>
@@ -2965,7 +2967,7 @@
               <w:rFonts w:hint="eastAsia" w:ascii="宋体" w:hAnsi="宋体" w:eastAsia="宋体" w:cs="宋体"/>
               <w:szCs w:val="24"/>
             </w:rPr>
-            <w:instrText xml:space="preserve"> HYPERLINK \l _Toc914 </w:instrText>
+            <w:instrText xml:space="preserve"> HYPERLINK \l _Toc27241 </w:instrText>
           </w:r>
           <w:r>
             <w:rPr>
@@ -2988,7 +2990,7 @@
             <w:fldChar w:fldCharType="begin"/>
           </w:r>
           <w:r>
-            <w:instrText xml:space="preserve"> PAGEREF _Toc914 \h </w:instrText>
+            <w:instrText xml:space="preserve"> PAGEREF _Toc27241 \h </w:instrText>
           </w:r>
           <w:r>
             <w:fldChar w:fldCharType="separate"/>
@@ -3026,7 +3028,7 @@
               <w:rFonts w:hint="eastAsia" w:ascii="宋体" w:hAnsi="宋体" w:eastAsia="宋体" w:cs="宋体"/>
               <w:szCs w:val="24"/>
             </w:rPr>
-            <w:instrText xml:space="preserve"> HYPERLINK \l _Toc607 </w:instrText>
+            <w:instrText xml:space="preserve"> HYPERLINK \l _Toc8399 </w:instrText>
           </w:r>
           <w:r>
             <w:rPr>
@@ -3049,7 +3051,7 @@
             <w:fldChar w:fldCharType="begin"/>
           </w:r>
           <w:r>
-            <w:instrText xml:space="preserve"> PAGEREF _Toc607 \h </w:instrText>
+            <w:instrText xml:space="preserve"> PAGEREF _Toc8399 \h </w:instrText>
           </w:r>
           <w:r>
             <w:fldChar w:fldCharType="separate"/>
@@ -3087,7 +3089,7 @@
               <w:rFonts w:hint="eastAsia" w:ascii="宋体" w:hAnsi="宋体" w:eastAsia="宋体" w:cs="宋体"/>
               <w:szCs w:val="24"/>
             </w:rPr>
-            <w:instrText xml:space="preserve"> HYPERLINK \l _Toc31195 </w:instrText>
+            <w:instrText xml:space="preserve"> HYPERLINK \l _Toc21451 </w:instrText>
           </w:r>
           <w:r>
             <w:rPr>
@@ -3110,7 +3112,7 @@
             <w:fldChar w:fldCharType="begin"/>
           </w:r>
           <w:r>
-            <w:instrText xml:space="preserve"> PAGEREF _Toc31195 \h </w:instrText>
+            <w:instrText xml:space="preserve"> PAGEREF _Toc21451 \h </w:instrText>
           </w:r>
           <w:r>
             <w:fldChar w:fldCharType="separate"/>
@@ -3148,7 +3150,7 @@
               <w:rFonts w:hint="eastAsia" w:ascii="宋体" w:hAnsi="宋体" w:eastAsia="宋体" w:cs="宋体"/>
               <w:szCs w:val="24"/>
             </w:rPr>
-            <w:instrText xml:space="preserve"> HYPERLINK \l _Toc15664 </w:instrText>
+            <w:instrText xml:space="preserve"> HYPERLINK \l _Toc1341 </w:instrText>
           </w:r>
           <w:r>
             <w:rPr>
@@ -3171,7 +3173,7 @@
             <w:fldChar w:fldCharType="begin"/>
           </w:r>
           <w:r>
-            <w:instrText xml:space="preserve"> PAGEREF _Toc15664 \h </w:instrText>
+            <w:instrText xml:space="preserve"> PAGEREF _Toc1341 \h </w:instrText>
           </w:r>
           <w:r>
             <w:fldChar w:fldCharType="separate"/>
@@ -3209,7 +3211,7 @@
               <w:rFonts w:hint="eastAsia" w:ascii="宋体" w:hAnsi="宋体" w:eastAsia="宋体" w:cs="宋体"/>
               <w:szCs w:val="24"/>
             </w:rPr>
-            <w:instrText xml:space="preserve"> HYPERLINK \l _Toc9607 </w:instrText>
+            <w:instrText xml:space="preserve"> HYPERLINK \l _Toc27368 </w:instrText>
           </w:r>
           <w:r>
             <w:rPr>
@@ -3223,7 +3225,7 @@
               <w:rFonts w:hint="default"/>
               <w:lang w:val="en-US" w:eastAsia="zh-CN"/>
             </w:rPr>
-            <w:t>5. 5. 考核流程</w:t>
+            <w:t>5. 考核流程</w:t>
           </w:r>
           <w:r>
             <w:tab/>
@@ -3232,7 +3234,7 @@
             <w:fldChar w:fldCharType="begin"/>
           </w:r>
           <w:r>
-            <w:instrText xml:space="preserve"> PAGEREF _Toc9607 \h </w:instrText>
+            <w:instrText xml:space="preserve"> PAGEREF _Toc27368 \h </w:instrText>
           </w:r>
           <w:r>
             <w:fldChar w:fldCharType="separate"/>
@@ -3270,7 +3272,7 @@
               <w:rFonts w:hint="eastAsia" w:ascii="宋体" w:hAnsi="宋体" w:eastAsia="宋体" w:cs="宋体"/>
               <w:szCs w:val="24"/>
             </w:rPr>
-            <w:instrText xml:space="preserve"> HYPERLINK \l _Toc1643 </w:instrText>
+            <w:instrText xml:space="preserve"> HYPERLINK \l _Toc81 </w:instrText>
           </w:r>
           <w:r>
             <w:rPr>
@@ -3293,7 +3295,7 @@
             <w:fldChar w:fldCharType="begin"/>
           </w:r>
           <w:r>
-            <w:instrText xml:space="preserve"> PAGEREF _Toc1643 \h </w:instrText>
+            <w:instrText xml:space="preserve"> PAGEREF _Toc81 \h </w:instrText>
           </w:r>
           <w:r>
             <w:fldChar w:fldCharType="separate"/>
@@ -3331,7 +3333,7 @@
               <w:rFonts w:hint="eastAsia" w:ascii="宋体" w:hAnsi="宋体" w:eastAsia="宋体" w:cs="宋体"/>
               <w:szCs w:val="24"/>
             </w:rPr>
-            <w:instrText xml:space="preserve"> HYPERLINK \l _Toc17204 </w:instrText>
+            <w:instrText xml:space="preserve"> HYPERLINK \l _Toc3980 </w:instrText>
           </w:r>
           <w:r>
             <w:rPr>
@@ -3354,7 +3356,7 @@
             <w:fldChar w:fldCharType="begin"/>
           </w:r>
           <w:r>
-            <w:instrText xml:space="preserve"> PAGEREF _Toc17204 \h </w:instrText>
+            <w:instrText xml:space="preserve"> PAGEREF _Toc3980 \h </w:instrText>
           </w:r>
           <w:r>
             <w:fldChar w:fldCharType="separate"/>
@@ -3392,7 +3394,7 @@
               <w:rFonts w:hint="eastAsia" w:ascii="宋体" w:hAnsi="宋体" w:eastAsia="宋体" w:cs="宋体"/>
               <w:szCs w:val="24"/>
             </w:rPr>
-            <w:instrText xml:space="preserve"> HYPERLINK \l _Toc9965 </w:instrText>
+            <w:instrText xml:space="preserve"> HYPERLINK \l _Toc19305 </w:instrText>
           </w:r>
           <w:r>
             <w:rPr>
@@ -3415,7 +3417,7 @@
             <w:fldChar w:fldCharType="begin"/>
           </w:r>
           <w:r>
-            <w:instrText xml:space="preserve"> PAGEREF _Toc9965 \h </w:instrText>
+            <w:instrText xml:space="preserve"> PAGEREF _Toc19305 \h </w:instrText>
           </w:r>
           <w:r>
             <w:fldChar w:fldCharType="separate"/>
@@ -3453,7 +3455,7 @@
               <w:rFonts w:hint="eastAsia" w:ascii="宋体" w:hAnsi="宋体" w:eastAsia="宋体" w:cs="宋体"/>
               <w:szCs w:val="24"/>
             </w:rPr>
-            <w:instrText xml:space="preserve"> HYPERLINK \l _Toc17458 </w:instrText>
+            <w:instrText xml:space="preserve"> HYPERLINK \l _Toc4945 </w:instrText>
           </w:r>
           <w:r>
             <w:rPr>
@@ -3476,7 +3478,7 @@
             <w:fldChar w:fldCharType="begin"/>
           </w:r>
           <w:r>
-            <w:instrText xml:space="preserve"> PAGEREF _Toc17458 \h </w:instrText>
+            <w:instrText xml:space="preserve"> PAGEREF _Toc4945 \h </w:instrText>
           </w:r>
           <w:r>
             <w:fldChar w:fldCharType="separate"/>
@@ -3514,7 +3516,7 @@
               <w:rFonts w:hint="eastAsia" w:ascii="宋体" w:hAnsi="宋体" w:eastAsia="宋体" w:cs="宋体"/>
               <w:szCs w:val="24"/>
             </w:rPr>
-            <w:instrText xml:space="preserve"> HYPERLINK \l _Toc3848 </w:instrText>
+            <w:instrText xml:space="preserve"> HYPERLINK \l _Toc24717 </w:instrText>
           </w:r>
           <w:r>
             <w:rPr>
@@ -3528,7 +3530,7 @@
               <w:rFonts w:hint="default"/>
               <w:lang w:val="en-US" w:eastAsia="zh-CN"/>
             </w:rPr>
-            <w:t>6. 6. 考核结果与运用</w:t>
+            <w:t>6. 考核结果与运用</w:t>
           </w:r>
           <w:r>
             <w:tab/>
@@ -3537,7 +3539,7 @@
             <w:fldChar w:fldCharType="begin"/>
           </w:r>
           <w:r>
-            <w:instrText xml:space="preserve"> PAGEREF _Toc3848 \h </w:instrText>
+            <w:instrText xml:space="preserve"> PAGEREF _Toc24717 \h </w:instrText>
           </w:r>
           <w:r>
             <w:fldChar w:fldCharType="separate"/>
@@ -3575,7 +3577,7 @@
               <w:rFonts w:hint="eastAsia" w:ascii="宋体" w:hAnsi="宋体" w:eastAsia="宋体" w:cs="宋体"/>
               <w:szCs w:val="24"/>
             </w:rPr>
-            <w:instrText xml:space="preserve"> HYPERLINK \l _Toc4805 </w:instrText>
+            <w:instrText xml:space="preserve"> HYPERLINK \l _Toc944 </w:instrText>
           </w:r>
           <w:r>
             <w:rPr>
@@ -3598,7 +3600,7 @@
             <w:fldChar w:fldCharType="begin"/>
           </w:r>
           <w:r>
-            <w:instrText xml:space="preserve"> PAGEREF _Toc4805 \h </w:instrText>
+            <w:instrText xml:space="preserve"> PAGEREF _Toc944 \h </w:instrText>
           </w:r>
           <w:r>
             <w:fldChar w:fldCharType="separate"/>
@@ -3636,7 +3638,7 @@
               <w:rFonts w:hint="eastAsia" w:ascii="宋体" w:hAnsi="宋体" w:eastAsia="宋体" w:cs="宋体"/>
               <w:szCs w:val="24"/>
             </w:rPr>
-            <w:instrText xml:space="preserve"> HYPERLINK \l _Toc13887 </w:instrText>
+            <w:instrText xml:space="preserve"> HYPERLINK \l _Toc19632 </w:instrText>
           </w:r>
           <w:r>
             <w:rPr>
@@ -3659,7 +3661,7 @@
             <w:fldChar w:fldCharType="begin"/>
           </w:r>
           <w:r>
-            <w:instrText xml:space="preserve"> PAGEREF _Toc13887 \h </w:instrText>
+            <w:instrText xml:space="preserve"> PAGEREF _Toc19632 \h </w:instrText>
           </w:r>
           <w:r>
             <w:fldChar w:fldCharType="separate"/>
@@ -3697,7 +3699,7 @@
               <w:rFonts w:hint="eastAsia" w:ascii="宋体" w:hAnsi="宋体" w:eastAsia="宋体" w:cs="宋体"/>
               <w:szCs w:val="24"/>
             </w:rPr>
-            <w:instrText xml:space="preserve"> HYPERLINK \l _Toc28019 </w:instrText>
+            <w:instrText xml:space="preserve"> HYPERLINK \l _Toc8615 </w:instrText>
           </w:r>
           <w:r>
             <w:rPr>
@@ -3720,7 +3722,7 @@
             <w:fldChar w:fldCharType="begin"/>
           </w:r>
           <w:r>
-            <w:instrText xml:space="preserve"> PAGEREF _Toc28019 \h </w:instrText>
+            <w:instrText xml:space="preserve"> PAGEREF _Toc8615 \h </w:instrText>
           </w:r>
           <w:r>
             <w:fldChar w:fldCharType="separate"/>
@@ -3758,7 +3760,7 @@
               <w:rFonts w:hint="eastAsia" w:ascii="宋体" w:hAnsi="宋体" w:eastAsia="宋体" w:cs="宋体"/>
               <w:szCs w:val="24"/>
             </w:rPr>
-            <w:instrText xml:space="preserve"> HYPERLINK \l _Toc6627 </w:instrText>
+            <w:instrText xml:space="preserve"> HYPERLINK \l _Toc32076 </w:instrText>
           </w:r>
           <w:r>
             <w:rPr>
@@ -3788,7 +3790,7 @@
             <w:fldChar w:fldCharType="begin"/>
           </w:r>
           <w:r>
-            <w:instrText xml:space="preserve"> PAGEREF _Toc6627 \h </w:instrText>
+            <w:instrText xml:space="preserve"> PAGEREF _Toc32076 \h </w:instrText>
           </w:r>
           <w:r>
             <w:fldChar w:fldCharType="separate"/>
@@ -3826,7 +3828,7 @@
               <w:rFonts w:hint="eastAsia" w:ascii="宋体" w:hAnsi="宋体" w:eastAsia="宋体" w:cs="宋体"/>
               <w:szCs w:val="24"/>
             </w:rPr>
-            <w:instrText xml:space="preserve"> HYPERLINK \l _Toc14746 </w:instrText>
+            <w:instrText xml:space="preserve"> HYPERLINK \l _Toc23410 </w:instrText>
           </w:r>
           <w:r>
             <w:rPr>
@@ -3849,7 +3851,7 @@
             <w:fldChar w:fldCharType="begin"/>
           </w:r>
           <w:r>
-            <w:instrText xml:space="preserve"> PAGEREF _Toc14746 \h </w:instrText>
+            <w:instrText xml:space="preserve"> PAGEREF _Toc23410 \h </w:instrText>
           </w:r>
           <w:r>
             <w:fldChar w:fldCharType="separate"/>
@@ -3950,7 +3952,7 @@
           <w:lang w:val="en-US" w:eastAsia="zh-CN"/>
         </w:rPr>
       </w:pPr>
-      <w:bookmarkStart w:id="2" w:name="_Toc19650"/>
+      <w:bookmarkStart w:id="2" w:name="_Toc22630"/>
       <w:r>
         <w:rPr>
           <w:rFonts w:hint="default"/>
@@ -3969,7 +3971,7 @@
           <w:lang w:val="en-US" w:eastAsia="zh-CN"/>
         </w:rPr>
       </w:pPr>
-      <w:bookmarkStart w:id="3" w:name="_Toc30483"/>
+      <w:bookmarkStart w:id="3" w:name="_Toc7058"/>
       <w:r>
         <w:rPr>
           <w:rFonts w:hint="default"/>
@@ -4017,7 +4019,7 @@
           <w:lang w:val="en-US" w:eastAsia="zh-CN"/>
         </w:rPr>
       </w:pPr>
-      <w:bookmarkStart w:id="4" w:name="_Toc2359"/>
+      <w:bookmarkStart w:id="4" w:name="_Toc30096"/>
       <w:r>
         <w:rPr>
           <w:rFonts w:hint="default"/>
@@ -4065,7 +4067,7 @@
           <w:lang w:val="en-US" w:eastAsia="zh-CN"/>
         </w:rPr>
       </w:pPr>
-      <w:bookmarkStart w:id="5" w:name="_Toc11249"/>
+      <w:bookmarkStart w:id="5" w:name="_Toc18688"/>
       <w:r>
         <w:rPr>
           <w:rFonts w:hint="default"/>
@@ -4229,7 +4231,7 @@
           <w:lang w:val="en-US" w:eastAsia="zh-CN"/>
         </w:rPr>
       </w:pPr>
-      <w:bookmarkStart w:id="6" w:name="_Toc21247"/>
+      <w:bookmarkStart w:id="6" w:name="_Toc1701"/>
       <w:r>
         <w:rPr>
           <w:rFonts w:hint="default"/>
@@ -4248,7 +4250,7 @@
           <w:lang w:val="en-US" w:eastAsia="zh-CN"/>
         </w:rPr>
       </w:pPr>
-      <w:bookmarkStart w:id="7" w:name="_Toc8211"/>
+      <w:bookmarkStart w:id="7" w:name="_Toc20811"/>
       <w:r>
         <w:rPr>
           <w:rFonts w:hint="default"/>
@@ -4296,7 +4298,7 @@
           <w:lang w:val="en-US" w:eastAsia="zh-CN"/>
         </w:rPr>
       </w:pPr>
-      <w:bookmarkStart w:id="8" w:name="_Toc25164"/>
+      <w:bookmarkStart w:id="8" w:name="_Toc9294"/>
       <w:r>
         <w:rPr>
           <w:rFonts w:hint="default"/>
@@ -4542,7 +4544,7 @@
           <w:lang w:val="en-US" w:eastAsia="zh-CN"/>
         </w:rPr>
       </w:pPr>
-      <w:bookmarkStart w:id="9" w:name="_Toc3763"/>
+      <w:bookmarkStart w:id="9" w:name="_Toc6485"/>
       <w:r>
         <w:rPr>
           <w:rFonts w:hint="default"/>
@@ -4747,7 +4749,7 @@
           <w:lang w:val="en-US" w:eastAsia="zh-CN"/>
         </w:rPr>
       </w:pPr>
-      <w:bookmarkStart w:id="10" w:name="_Toc8698"/>
+      <w:bookmarkStart w:id="10" w:name="_Toc6973"/>
       <w:r>
         <w:rPr>
           <w:rFonts w:hint="default"/>
@@ -4795,7 +4797,7 @@
           <w:lang w:val="en-US" w:eastAsia="zh-CN"/>
         </w:rPr>
       </w:pPr>
-      <w:bookmarkStart w:id="11" w:name="_Toc2460"/>
+      <w:bookmarkStart w:id="11" w:name="_Toc12543"/>
       <w:r>
         <w:rPr>
           <w:rFonts w:hint="default"/>
@@ -4814,7 +4816,7 @@
           <w:lang w:val="en-US" w:eastAsia="zh-CN"/>
         </w:rPr>
       </w:pPr>
-      <w:bookmarkStart w:id="12" w:name="_Toc28038"/>
+      <w:bookmarkStart w:id="12" w:name="_Toc8701"/>
       <w:r>
         <w:rPr>
           <w:rFonts w:hint="default"/>
@@ -4891,7 +4893,7 @@
           <w:lang w:val="en-US" w:eastAsia="zh-CN"/>
         </w:rPr>
       </w:pPr>
-      <w:bookmarkStart w:id="13" w:name="_Toc13262"/>
+      <w:bookmarkStart w:id="13" w:name="_Toc27175"/>
       <w:r>
         <w:rPr>
           <w:rFonts w:hint="default"/>
@@ -4968,7 +4970,7 @@
           <w:lang w:val="en-US" w:eastAsia="zh-CN"/>
         </w:rPr>
       </w:pPr>
-      <w:bookmarkStart w:id="14" w:name="_Toc914"/>
+      <w:bookmarkStart w:id="14" w:name="_Toc27241"/>
       <w:r>
         <w:rPr>
           <w:rFonts w:hint="default"/>
@@ -4987,7 +4989,7 @@
           <w:lang w:val="en-US" w:eastAsia="zh-CN"/>
         </w:rPr>
       </w:pPr>
-      <w:bookmarkStart w:id="15" w:name="_Toc607"/>
+      <w:bookmarkStart w:id="15" w:name="_Toc8399"/>
       <w:r>
         <w:rPr>
           <w:rFonts w:hint="default"/>
@@ -5151,7 +5153,7 @@
           <w:lang w:val="en-US" w:eastAsia="zh-CN"/>
         </w:rPr>
       </w:pPr>
-      <w:bookmarkStart w:id="16" w:name="_Toc31195"/>
+      <w:bookmarkStart w:id="16" w:name="_Toc21451"/>
       <w:r>
         <w:rPr>
           <w:rFonts w:hint="default"/>
@@ -5199,7 +5201,7 @@
           <w:lang w:val="en-US" w:eastAsia="zh-CN"/>
         </w:rPr>
       </w:pPr>
-      <w:bookmarkStart w:id="17" w:name="_Toc15664"/>
+      <w:bookmarkStart w:id="17" w:name="_Toc1341"/>
       <w:r>
         <w:rPr>
           <w:rFonts w:hint="default"/>
@@ -5305,13 +5307,13 @@
           <w:lang w:val="en-US" w:eastAsia="zh-CN"/>
         </w:rPr>
       </w:pPr>
-      <w:bookmarkStart w:id="18" w:name="_Toc9607"/>
-      <w:r>
-        <w:rPr>
-          <w:rFonts w:hint="default"/>
-          <w:lang w:val="en-US" w:eastAsia="zh-CN"/>
-        </w:rPr>
-        <w:t>5. 考核流程</w:t>
+      <w:bookmarkStart w:id="18" w:name="_Toc27368"/>
+      <w:r>
+        <w:rPr>
+          <w:rFonts w:hint="default"/>
+          <w:lang w:val="en-US" w:eastAsia="zh-CN"/>
+        </w:rPr>
+        <w:t>考核流程</w:t>
       </w:r>
       <w:bookmarkEnd w:id="18"/>
     </w:p>
@@ -5324,7 +5326,7 @@
           <w:lang w:val="en-US" w:eastAsia="zh-CN"/>
         </w:rPr>
       </w:pPr>
-      <w:bookmarkStart w:id="19" w:name="_Toc1643"/>
+      <w:bookmarkStart w:id="19" w:name="_Toc81"/>
       <w:r>
         <w:rPr>
           <w:rFonts w:hint="default"/>
@@ -5372,7 +5374,7 @@
           <w:lang w:val="en-US" w:eastAsia="zh-CN"/>
         </w:rPr>
       </w:pPr>
-      <w:bookmarkStart w:id="20" w:name="_Toc17204"/>
+      <w:bookmarkStart w:id="20" w:name="_Toc3980"/>
       <w:r>
         <w:rPr>
           <w:rFonts w:hint="default"/>
@@ -5420,7 +5422,7 @@
           <w:lang w:val="en-US" w:eastAsia="zh-CN"/>
         </w:rPr>
       </w:pPr>
-      <w:bookmarkStart w:id="21" w:name="_Toc9965"/>
+      <w:bookmarkStart w:id="21" w:name="_Toc19305"/>
       <w:r>
         <w:rPr>
           <w:rFonts w:hint="default"/>
@@ -5533,7 +5535,7 @@
           <w:lang w:val="en-US" w:eastAsia="zh-CN"/>
         </w:rPr>
       </w:pPr>
-      <w:bookmarkStart w:id="22" w:name="_Toc17458"/>
+      <w:bookmarkStart w:id="22" w:name="_Toc4945"/>
       <w:r>
         <w:rPr>
           <w:rFonts w:hint="default"/>
@@ -5581,9 +5583,7 @@
           <w:lang w:val="en-US" w:eastAsia="zh-CN"/>
         </w:rPr>
       </w:pPr>
-      <w:bookmarkStart w:id="29" w:name="_GoBack"/>
-      <w:bookmarkEnd w:id="29"/>
-      <w:bookmarkStart w:id="23" w:name="_Toc3848"/>
+      <w:bookmarkStart w:id="23" w:name="_Toc24717"/>
       <w:r>
         <w:rPr>
           <w:rFonts w:hint="default"/>
@@ -5602,7 +5602,7 @@
           <w:lang w:val="en-US" w:eastAsia="zh-CN"/>
         </w:rPr>
       </w:pPr>
-      <w:bookmarkStart w:id="24" w:name="_Toc4805"/>
+      <w:bookmarkStart w:id="24" w:name="_Toc944"/>
       <w:r>
         <w:rPr>
           <w:rFonts w:hint="default"/>
@@ -5795,7 +5795,7 @@
           <w:lang w:val="en-US" w:eastAsia="zh-CN"/>
         </w:rPr>
       </w:pPr>
-      <w:bookmarkStart w:id="25" w:name="_Toc13887"/>
+      <w:bookmarkStart w:id="25" w:name="_Toc19632"/>
       <w:r>
         <w:rPr>
           <w:rFonts w:hint="default"/>
@@ -5959,7 +5959,7 @@
           <w:lang w:val="en-US" w:eastAsia="zh-CN"/>
         </w:rPr>
       </w:pPr>
-      <w:bookmarkStart w:id="26" w:name="_Toc28019"/>
+      <w:bookmarkStart w:id="26" w:name="_Toc8615"/>
       <w:r>
         <w:rPr>
           <w:rFonts w:hint="default"/>
@@ -6007,7 +6007,7 @@
           <w:lang w:val="en-US" w:eastAsia="zh-CN"/>
         </w:rPr>
       </w:pPr>
-      <w:bookmarkStart w:id="27" w:name="_Toc6627"/>
+      <w:bookmarkStart w:id="27" w:name="_Toc32076"/>
       <w:r>
         <w:rPr>
           <w:rFonts w:hint="eastAsia"/>
@@ -6280,6 +6280,7 @@
             <w:insideH w:val="none" w:color="auto" w:sz="0" w:space="0"/>
             <w:insideV w:val="none" w:color="auto" w:sz="0" w:space="0"/>
           </w:tblBorders>
+          <w:shd w:val="clear" w:color="auto" w:fill="auto"/>
           <w:tblCellMar>
             <w:top w:w="0" w:type="dxa"/>
             <w:left w:w="108" w:type="dxa"/>
@@ -6509,7 +6510,7 @@
           <w:lang w:val="en-US" w:eastAsia="zh-CN"/>
         </w:rPr>
       </w:pPr>
-      <w:bookmarkStart w:id="28" w:name="_Toc14746"/>
+      <w:bookmarkStart w:id="28" w:name="_Toc23410"/>
       <w:r>
         <w:rPr>
           <w:rFonts w:hint="default"/>
